--- a/WEB SITE MATERIAL.docx
+++ b/WEB SITE MATERIAL.docx
@@ -240,15 +240,7 @@
           <w:bCs w:val="false"/>
           <w:u w:val="single"/>
         </w:rPr>
-        <w:t xml:space="preserve">Purpose, </w:t>
-      </w:r>
-      <w:r>
-        <w:rPr>
-          <w:b w:val="false"/>
-          <w:bCs w:val="false"/>
-          <w:u w:val="single"/>
-        </w:rPr>
-        <w:t>Vision, Mission &amp; Values</w:t>
+        <w:t>Purpose, Vision, Mission &amp; Values</w:t>
       </w:r>
     </w:p>
     <w:p>
@@ -513,33 +505,21 @@
           <w:color w:val="192964"/>
           <w:u w:val="single"/>
         </w:rPr>
-        <w:t>I</w:t>
-      </w:r>
-      <w:r>
-        <w:rPr>
-          <w:b/>
-          <w:bCs w:val="false"/>
-          <w:color w:val="192964"/>
-          <w:u w:val="single"/>
-        </w:rPr>
-        <w:t>nfrastructure</w:t>
-      </w:r>
-    </w:p>
-    <w:p>
-      <w:pPr>
-        <w:pStyle w:val="BodyText"/>
-        <w:bidi w:val="0"/>
-        <w:jc w:val="left"/>
-        <w:rPr>
-          <w:b/>
-        </w:rPr>
-      </w:pPr>
-      <w:r>
-        <w:rPr>
-          <w:b w:val="false"/>
-          <w:bCs w:val="false"/>
-          <w:color w:val="192964"/>
-          <w:u w:val="single"/>
+        <w:t>Infrastructure</w:t>
+      </w:r>
+    </w:p>
+    <w:p>
+      <w:pPr>
+        <w:pStyle w:val="BodyText"/>
+        <w:bidi w:val="0"/>
+        <w:jc w:val="left"/>
+        <w:rPr>
+          <w:b/>
+        </w:rPr>
+      </w:pPr>
+      <w:r>
+        <w:rPr>
+          <w:b/>
         </w:rPr>
       </w:r>
     </w:p>
@@ -774,10 +754,7 @@
       </w:pPr>
       <w:r>
         <w:rPr>
-          <w:b w:val="false"/>
-          <w:bCs w:val="false"/>
-          <w:color w:val="192964"/>
-          <w:u w:val="none"/>
+          <w:b/>
         </w:rPr>
       </w:r>
     </w:p>
@@ -892,49 +869,10 @@
           <w:color w:val="000000"/>
         </w:rPr>
         <w:t>101/2, 102 Rasipuram Road,</w:t>
-      </w:r>
-      <w:r>
-        <w:rPr>
-          <w:color w:val="000000"/>
-        </w:rPr>
         <w:br/>
-      </w:r>
-      <w:r>
-        <w:rPr>
-          <w:color w:val="000000"/>
-        </w:rPr>
-        <w:t>Mathur</w:t>
-      </w:r>
-      <w:r>
-        <w:rPr>
-          <w:color w:val="000000"/>
-        </w:rPr>
-        <w:t>,</w:t>
+        <w:t>Mathur,</w:t>
         <w:br/>
-      </w:r>
-      <w:r>
-        <w:rPr>
-          <w:color w:val="000000"/>
-        </w:rPr>
-        <w:t xml:space="preserve">Pudukotta – </w:t>
-      </w:r>
-      <w:r>
-        <w:rPr>
-          <w:color w:val="000000"/>
-        </w:rPr>
-        <w:t>62</w:t>
-      </w:r>
-      <w:r>
-        <w:rPr>
-          <w:color w:val="000000"/>
-        </w:rPr>
-        <w:t>2 515</w:t>
-      </w:r>
-      <w:r>
-        <w:rPr>
-          <w:color w:val="000000"/>
-        </w:rPr>
-        <w:t>,</w:t>
+        <w:t>Pudukotta – 622 515,</w:t>
         <w:br/>
         <w:t>Tamil Nadu, India.</w:t>
         <w:br/>
@@ -945,14 +883,7 @@
             <w:rStyle w:val="Hyperlink"/>
             <w:color w:val="000000"/>
           </w:rPr>
-          <w:t>Mobile: +91 8</w:t>
-        </w:r>
-        <w:r>
-          <w:rPr>
-            <w:rStyle w:val="Hyperlink"/>
-            <w:color w:val="000000"/>
-          </w:rPr>
-          <w:t>6818 80006</w:t>
+          <w:t>Mobile: +91 86818 80006</w:t>
         </w:r>
       </w:hyperlink>
       <w:r>
@@ -990,7 +921,9 @@
         </w:rPr>
       </w:pPr>
       <w:r>
-        <w:rPr/>
+        <w:rPr>
+          <w:color w:val="2683C1"/>
+        </w:rPr>
       </w:r>
     </w:p>
     <w:p>
@@ -1004,7 +937,9 @@
         </w:rPr>
       </w:pPr>
       <w:r>
-        <w:rPr/>
+        <w:rPr>
+          <w:color w:val="2683C1"/>
+        </w:rPr>
       </w:r>
     </w:p>
     <w:p>
@@ -1378,13 +1313,12 @@
         <w:bidi w:val="0"/>
         <w:jc w:val="left"/>
         <w:rPr>
-          <w:b w:val="false"/>
-          <w:bCs w:val="false"/>
-          <w:u w:val="single"/>
-        </w:rPr>
-      </w:pPr>
-      <w:r>
-        <w:rPr>
+          <w:rFonts w:ascii="LM Mono Prop 10" w:hAnsi="LM Mono Prop 10"/>
+        </w:rPr>
+      </w:pPr>
+      <w:r>
+        <w:rPr>
+          <w:rFonts w:ascii="LM Mono Prop 10" w:hAnsi="LM Mono Prop 10"/>
           <w:b w:val="false"/>
           <w:bCs w:val="false"/>
           <w:u w:val="single"/>
@@ -1398,79 +1332,73 @@
         <w:bidi w:val="0"/>
         <w:jc w:val="left"/>
         <w:rPr>
-          <w:b w:val="false"/>
-          <w:bCs w:val="false"/>
-          <w:u w:val="single"/>
-        </w:rPr>
-      </w:pPr>
-      <w:r>
-        <w:rPr>
-          <w:b w:val="false"/>
-          <w:bCs w:val="false"/>
-          <w:u w:val="single"/>
-        </w:rPr>
-      </w:r>
-    </w:p>
-    <w:p>
-      <w:pPr>
-        <w:pStyle w:val="Normal"/>
-        <w:bidi w:val="0"/>
-        <w:jc w:val="left"/>
-        <w:rPr>
-          <w:b w:val="false"/>
-          <w:bCs w:val="false"/>
-          <w:u w:val="none"/>
-        </w:rPr>
-      </w:pPr>
-      <w:r>
-        <w:rPr>
-          <w:b w:val="false"/>
-          <w:bCs w:val="false"/>
-          <w:u w:val="none"/>
-        </w:rPr>
-        <w:t xml:space="preserve">a) Manufacturing Air / Oil cylinders </w:t>
-      </w:r>
-      <w:r>
-        <w:rPr>
-          <w:b w:val="false"/>
-          <w:bCs w:val="false"/>
-          <w:u w:val="none"/>
-        </w:rPr>
-        <w:t xml:space="preserve">Inlet </w:t>
-      </w:r>
-    </w:p>
-    <w:p>
-      <w:pPr>
-        <w:pStyle w:val="Normal"/>
-        <w:bidi w:val="0"/>
-        <w:jc w:val="left"/>
-        <w:rPr>
-          <w:b w:val="false"/>
-          <w:bCs w:val="false"/>
-          <w:u w:val="none"/>
-        </w:rPr>
-      </w:pPr>
-      <w:r>
-        <w:rPr>
-          <w:b w:val="false"/>
-          <w:bCs w:val="false"/>
-          <w:u w:val="none"/>
-        </w:rPr>
-      </w:r>
-    </w:p>
-    <w:p>
-      <w:pPr>
-        <w:pStyle w:val="Normal"/>
-        <w:bidi w:val="0"/>
-        <w:jc w:val="left"/>
-        <w:rPr>
-          <w:b w:val="false"/>
-          <w:bCs w:val="false"/>
-          <w:u w:val="none"/>
-        </w:rPr>
-      </w:pPr>
-      <w:r>
-        <w:rPr>
+          <w:rFonts w:ascii="LM Mono Prop 10" w:hAnsi="LM Mono Prop 10"/>
+          <w:b w:val="false"/>
+          <w:bCs w:val="false"/>
+          <w:u w:val="single"/>
+        </w:rPr>
+      </w:pPr>
+      <w:r>
+        <w:rPr>
+          <w:rFonts w:ascii="LM Mono Prop 10" w:hAnsi="LM Mono Prop 10"/>
+          <w:b w:val="false"/>
+          <w:bCs w:val="false"/>
+          <w:u w:val="single"/>
+        </w:rPr>
+      </w:r>
+    </w:p>
+    <w:p>
+      <w:pPr>
+        <w:pStyle w:val="Normal"/>
+        <w:bidi w:val="0"/>
+        <w:jc w:val="left"/>
+        <w:rPr>
+          <w:rFonts w:ascii="LM Mono Prop 10" w:hAnsi="LM Mono Prop 10"/>
+        </w:rPr>
+      </w:pPr>
+      <w:r>
+        <w:rPr>
+          <w:rFonts w:ascii="LM Mono Prop 10" w:hAnsi="LM Mono Prop 10"/>
+          <w:b w:val="false"/>
+          <w:bCs w:val="false"/>
+          <w:u w:val="none"/>
+        </w:rPr>
+        <w:t xml:space="preserve">a) Manufacturing Air / Oil cylinders Inlet </w:t>
+      </w:r>
+    </w:p>
+    <w:p>
+      <w:pPr>
+        <w:pStyle w:val="Normal"/>
+        <w:bidi w:val="0"/>
+        <w:jc w:val="left"/>
+        <w:rPr>
+          <w:rFonts w:ascii="LM Mono Prop 10" w:hAnsi="LM Mono Prop 10"/>
+          <w:b w:val="false"/>
+          <w:bCs w:val="false"/>
+          <w:u w:val="none"/>
+        </w:rPr>
+      </w:pPr>
+      <w:r>
+        <w:rPr>
+          <w:rFonts w:ascii="LM Mono Prop 10" w:hAnsi="LM Mono Prop 10"/>
+          <w:b w:val="false"/>
+          <w:bCs w:val="false"/>
+          <w:u w:val="none"/>
+        </w:rPr>
+      </w:r>
+    </w:p>
+    <w:p>
+      <w:pPr>
+        <w:pStyle w:val="Normal"/>
+        <w:bidi w:val="0"/>
+        <w:jc w:val="left"/>
+        <w:rPr>
+          <w:rFonts w:ascii="LM Mono Prop 10" w:hAnsi="LM Mono Prop 10"/>
+        </w:rPr>
+      </w:pPr>
+      <w:r>
+        <w:rPr>
+          <w:rFonts w:ascii="LM Mono Prop 10" w:hAnsi="LM Mono Prop 10"/>
           <w:b w:val="false"/>
           <w:bCs w:val="false"/>
           <w:u w:val="none"/>
@@ -1484,32 +1412,33 @@
         <w:bidi w:val="0"/>
         <w:jc w:val="left"/>
         <w:rPr>
-          <w:b w:val="false"/>
-          <w:bCs w:val="false"/>
-          <w:u w:val="none"/>
-        </w:rPr>
-      </w:pPr>
-      <w:r>
-        <w:rPr>
-          <w:b w:val="false"/>
-          <w:bCs w:val="false"/>
-          <w:u w:val="none"/>
-        </w:rPr>
-      </w:r>
-    </w:p>
-    <w:p>
-      <w:pPr>
-        <w:pStyle w:val="Normal"/>
-        <w:bidi w:val="0"/>
-        <w:jc w:val="left"/>
-        <w:rPr>
-          <w:b w:val="false"/>
-          <w:bCs w:val="false"/>
-          <w:u w:val="none"/>
-        </w:rPr>
-      </w:pPr>
-      <w:r>
-        <w:rPr>
+          <w:rFonts w:ascii="LM Mono Prop 10" w:hAnsi="LM Mono Prop 10"/>
+          <w:b w:val="false"/>
+          <w:bCs w:val="false"/>
+          <w:u w:val="none"/>
+        </w:rPr>
+      </w:pPr>
+      <w:r>
+        <w:rPr>
+          <w:rFonts w:ascii="LM Mono Prop 10" w:hAnsi="LM Mono Prop 10"/>
+          <w:b w:val="false"/>
+          <w:bCs w:val="false"/>
+          <w:u w:val="none"/>
+        </w:rPr>
+      </w:r>
+    </w:p>
+    <w:p>
+      <w:pPr>
+        <w:pStyle w:val="Normal"/>
+        <w:bidi w:val="0"/>
+        <w:jc w:val="left"/>
+        <w:rPr>
+          <w:rFonts w:ascii="LM Mono Prop 10" w:hAnsi="LM Mono Prop 10"/>
+        </w:rPr>
+      </w:pPr>
+      <w:r>
+        <w:rPr>
+          <w:rFonts w:ascii="LM Mono Prop 10" w:hAnsi="LM Mono Prop 10"/>
           <w:b w:val="false"/>
           <w:bCs w:val="false"/>
           <w:u w:val="none"/>
@@ -1523,32 +1452,33 @@
         <w:bidi w:val="0"/>
         <w:jc w:val="left"/>
         <w:rPr>
-          <w:b w:val="false"/>
-          <w:bCs w:val="false"/>
-          <w:u w:val="none"/>
-        </w:rPr>
-      </w:pPr>
-      <w:r>
-        <w:rPr>
-          <w:b w:val="false"/>
-          <w:bCs w:val="false"/>
-          <w:u w:val="none"/>
-        </w:rPr>
-      </w:r>
-    </w:p>
-    <w:p>
-      <w:pPr>
-        <w:pStyle w:val="Normal"/>
-        <w:bidi w:val="0"/>
-        <w:jc w:val="left"/>
-        <w:rPr>
-          <w:b w:val="false"/>
-          <w:bCs w:val="false"/>
-          <w:u w:val="none"/>
-        </w:rPr>
-      </w:pPr>
-      <w:r>
-        <w:rPr>
+          <w:rFonts w:ascii="LM Mono Prop 10" w:hAnsi="LM Mono Prop 10"/>
+          <w:b w:val="false"/>
+          <w:bCs w:val="false"/>
+          <w:u w:val="none"/>
+        </w:rPr>
+      </w:pPr>
+      <w:r>
+        <w:rPr>
+          <w:rFonts w:ascii="LM Mono Prop 10" w:hAnsi="LM Mono Prop 10"/>
+          <w:b w:val="false"/>
+          <w:bCs w:val="false"/>
+          <w:u w:val="none"/>
+        </w:rPr>
+      </w:r>
+    </w:p>
+    <w:p>
+      <w:pPr>
+        <w:pStyle w:val="Normal"/>
+        <w:bidi w:val="0"/>
+        <w:jc w:val="left"/>
+        <w:rPr>
+          <w:rFonts w:ascii="LM Mono Prop 10" w:hAnsi="LM Mono Prop 10"/>
+        </w:rPr>
+      </w:pPr>
+      <w:r>
+        <w:rPr>
+          <w:rFonts w:ascii="LM Mono Prop 10" w:hAnsi="LM Mono Prop 10"/>
           <w:b w:val="false"/>
           <w:bCs w:val="false"/>
           <w:u w:val="none"/>
@@ -1562,32 +1492,36 @@
         <w:bidi w:val="0"/>
         <w:jc w:val="left"/>
         <w:rPr>
-          <w:b w:val="false"/>
-          <w:bCs w:val="false"/>
-          <w:u w:val="none"/>
-        </w:rPr>
-      </w:pPr>
-      <w:r>
-        <w:rPr>
-          <w:b w:val="false"/>
-          <w:bCs w:val="false"/>
-          <w:u w:val="none"/>
-        </w:rPr>
-      </w:r>
-    </w:p>
-    <w:p>
-      <w:pPr>
-        <w:pStyle w:val="Normal"/>
-        <w:bidi w:val="0"/>
-        <w:jc w:val="left"/>
-        <w:rPr>
-          <w:b w:val="false"/>
-          <w:bCs w:val="false"/>
-          <w:u w:val="none"/>
-        </w:rPr>
-      </w:pPr>
-      <w:r>
-        <w:rPr>
+          <w:rFonts w:ascii="LM Mono Prop 10" w:hAnsi="LM Mono Prop 10"/>
+          <w:b w:val="false"/>
+          <w:bCs w:val="false"/>
+          <w:u w:val="none"/>
+        </w:rPr>
+      </w:pPr>
+      <w:r>
+        <w:rPr>
+          <w:rFonts w:ascii="LM Mono Prop 10" w:hAnsi="LM Mono Prop 10"/>
+          <w:b w:val="false"/>
+          <w:bCs w:val="false"/>
+          <w:u w:val="none"/>
+        </w:rPr>
+      </w:r>
+    </w:p>
+    <w:p>
+      <w:pPr>
+        <w:pStyle w:val="Normal"/>
+        <w:bidi w:val="0"/>
+        <w:jc w:val="left"/>
+        <w:rPr>
+          <w:rFonts w:ascii="LM Mono Prop 10" w:hAnsi="LM Mono Prop 10"/>
+          <w:b w:val="false"/>
+          <w:bCs w:val="false"/>
+          <w:u w:val="none"/>
+        </w:rPr>
+      </w:pPr>
+      <w:r>
+        <w:rPr>
+          <w:rFonts w:ascii="LM Mono Prop 10" w:hAnsi="LM Mono Prop 10"/>
           <w:b w:val="false"/>
           <w:bCs w:val="false"/>
           <w:u w:val="none"/>
@@ -1863,15 +1797,7 @@
           <w:bCs w:val="false"/>
           <w:u w:val="none"/>
         </w:rPr>
-        <w:t xml:space="preserve">e) </w:t>
-      </w:r>
-      <w:r>
-        <w:rPr>
-          <w:b w:val="false"/>
-          <w:bCs w:val="false"/>
-          <w:u w:val="none"/>
-        </w:rPr>
-        <w:t>Sreewari Engineers Pvt Ltd</w:t>
+        <w:t>e) Sreewari Engineers Pvt Ltd</w:t>
       </w:r>
     </w:p>
     <w:p>
@@ -1957,6 +1883,7 @@
       <w:pgNumType w:fmt="decimal"/>
       <w:formProt w:val="false"/>
       <w:textDirection w:val="lrTb"/>
+      <w:docGrid w:type="default" w:linePitch="100" w:charSpace="0"/>
     </w:sectPr>
   </w:body>
 </w:document>
@@ -1976,7 +1903,6 @@
     </w:rPrDefault>
     <w:pPrDefault>
       <w:pPr>
-        <w:widowControl/>
         <w:suppressAutoHyphens w:val="true"/>
       </w:pPr>
     </w:pPrDefault>
@@ -1986,7 +1912,10 @@
     <w:qFormat/>
     <w:pPr>
       <w:widowControl/>
+      <w:suppressAutoHyphens w:val="true"/>
       <w:bidi w:val="0"/>
+      <w:spacing w:before="0" w:after="0"/>
+      <w:jc w:val="left"/>
     </w:pPr>
     <w:rPr>
       <w:rFonts w:ascii="Liberation Serif" w:hAnsi="Liberation Serif" w:eastAsia="Noto Serif CJK SC" w:cs="Noto Sans Devanagari"/>
